--- a/docs/ITMO-Website-Documentation.docx
+++ b/docs/ITMO-Website-Documentation.docx
@@ -453,7 +453,7 @@
           <w:sz w:val="19"/>
           <w:szCs w:val="19"/>
         </w:rPr>
-        <w:t xml:space="preserve">├── services/               # 9 עמודי שירות + עמוד-גג</w:t>
+        <w:t xml:space="preserve">├── services/               # 9 עמודי שירות + עמוד-גג + פרויקט</w:t>
       </w:r>
     </w:p>
     <w:p>
@@ -1728,7 +1728,7 @@
                 <w:szCs w:val="20"/>
                 <w:rtl/>
               </w:rPr>
-              <w:t xml:space="preserve">הצעות מחיר לרשויות</w:t>
+              <w:t xml:space="preserve">ביז בגליל — מערכת הצעות מחיר (פרויקט שהושלם)</w:t>
             </w:r>
           </w:p>
         </w:tc>
@@ -1800,7 +1800,7 @@
                 <w:szCs w:val="20"/>
                 <w:rtl/>
               </w:rPr>
-              <w:t xml:space="preserve">שירות + לידים</w:t>
+              <w:t xml:space="preserve">מקרה בוחן</w:t>
             </w:r>
           </w:p>
         </w:tc>
@@ -1878,6 +1878,119 @@
                 <w:rtl/>
               </w:rPr>
               <w:t xml:space="preserve">/services/it-systems-management.html</w:t>
+            </w:r>
+          </w:p>
+        </w:tc>
+        <w:tc>
+          <w:tcPr>
+            <w:tcW w:type="dxa" w:w="2560"/>
+            <w:tcBorders>
+              <w:top w:val="single" w:color="CCD6DD" w:sz="1"/>
+              <w:left w:val="single" w:color="CCD6DD" w:sz="1"/>
+              <w:bottom w:val="single" w:color="CCD6DD" w:sz="1"/>
+              <w:right w:val="single" w:color="CCD6DD" w:sz="1"/>
+            </w:tcBorders>
+            <w:shd w:fill="FFFFFF" w:val="clear"/>
+            <w:tcMar>
+              <w:top w:type="dxa" w:w="60"/>
+              <w:left w:type="dxa" w:w="110"/>
+              <w:bottom w:type="dxa" w:w="60"/>
+              <w:right w:type="dxa" w:w="110"/>
+            </w:tcMar>
+          </w:tcPr>
+          <w:p>
+            <w:pPr>
+              <w:bidi/>
+              <w:jc w:val="right"/>
+            </w:pPr>
+            <w:r>
+              <w:rPr>
+                <w:rFonts w:ascii="Arial" w:cs="Arial" w:eastAsia="Arial" w:hAnsi="Arial"/>
+                <w:b w:val="false"/>
+                <w:bCs w:val="false"/>
+                <w:color w:val="1C2733"/>
+                <w:sz w:val="20"/>
+                <w:szCs w:val="20"/>
+                <w:rtl/>
+              </w:rPr>
+              <w:t xml:space="preserve">שירות + לידים</w:t>
+            </w:r>
+          </w:p>
+        </w:tc>
+      </w:tr>
+      <w:tr>
+        <w:trPr>
+          <w:tblHeader w:val="false"/>
+        </w:trPr>
+        <w:tc>
+          <w:tcPr>
+            <w:tcW w:type="dxa" w:w="2600"/>
+            <w:tcBorders>
+              <w:top w:val="single" w:color="CCD6DD" w:sz="1"/>
+              <w:left w:val="single" w:color="CCD6DD" w:sz="1"/>
+              <w:bottom w:val="single" w:color="CCD6DD" w:sz="1"/>
+              <w:right w:val="single" w:color="CCD6DD" w:sz="1"/>
+            </w:tcBorders>
+            <w:shd w:fill="FFFFFF" w:val="clear"/>
+            <w:tcMar>
+              <w:top w:type="dxa" w:w="60"/>
+              <w:left w:type="dxa" w:w="110"/>
+              <w:bottom w:type="dxa" w:w="60"/>
+              <w:right w:type="dxa" w:w="110"/>
+            </w:tcMar>
+          </w:tcPr>
+          <w:p>
+            <w:pPr>
+              <w:bidi/>
+              <w:jc w:val="right"/>
+            </w:pPr>
+            <w:r>
+              <w:rPr>
+                <w:rFonts w:ascii="Arial" w:cs="Arial" w:eastAsia="Arial" w:hAnsi="Arial"/>
+                <w:b w:val="false"/>
+                <w:bCs w:val="false"/>
+                <w:color w:val="1C2733"/>
+                <w:sz w:val="20"/>
+                <w:szCs w:val="20"/>
+                <w:rtl/>
+              </w:rPr>
+              <w:t xml:space="preserve">ניהול מערכות לרשויות</w:t>
+            </w:r>
+          </w:p>
+        </w:tc>
+        <w:tc>
+          <w:tcPr>
+            <w:tcW w:type="dxa" w:w="4200"/>
+            <w:tcBorders>
+              <w:top w:val="single" w:color="CCD6DD" w:sz="1"/>
+              <w:left w:val="single" w:color="CCD6DD" w:sz="1"/>
+              <w:bottom w:val="single" w:color="CCD6DD" w:sz="1"/>
+              <w:right w:val="single" w:color="CCD6DD" w:sz="1"/>
+            </w:tcBorders>
+            <w:shd w:fill="FFFFFF" w:val="clear"/>
+            <w:tcMar>
+              <w:top w:type="dxa" w:w="60"/>
+              <w:left w:type="dxa" w:w="110"/>
+              <w:bottom w:type="dxa" w:w="60"/>
+              <w:right w:type="dxa" w:w="110"/>
+            </w:tcMar>
+          </w:tcPr>
+          <w:p>
+            <w:pPr>
+              <w:bidi/>
+              <w:jc w:val="right"/>
+            </w:pPr>
+            <w:r>
+              <w:rPr>
+                <w:rFonts w:ascii="Arial" w:cs="Arial" w:eastAsia="Arial" w:hAnsi="Arial"/>
+                <w:b w:val="false"/>
+                <w:bCs w:val="false"/>
+                <w:color w:val="1C2733"/>
+                <w:sz w:val="20"/>
+                <w:szCs w:val="20"/>
+                <w:rtl/>
+              </w:rPr>
+              <w:t xml:space="preserve">/services/public-sector-systems.html</w:t>
             </w:r>
           </w:p>
         </w:tc>
